--- a/2-seances/S04-le-jeu-compte/a-envoyer/deroule-seance-4.docx
+++ b/2-seances/S04-le-jeu-compte/a-envoyer/deroule-seance-4.docx
@@ -34,7 +34,7 @@
           <w:sz w:val="34"/>
           <w:szCs w:val="34"/>
         </w:rPr>
-        <w:t xml:space="preserve">Séance 4 — « Le jeu compte les tours »</w:t>
+        <w:t xml:space="preserve">Séance 4 — « Le jeu vérifie et compte »</w:t>
       </w:r>
     </w:p>
     <w:p>
@@ -112,7 +112,7 @@
           <w:sz w:val="19"/>
           <w:szCs w:val="19"/>
         </w:rPr>
-        <w:t xml:space="preserve">Les apprenants disposent d'un programme qui dialogue avec deux joueurs. La séance leur apprend à distinguer un texte d'un nombre — distinction que l'ordinateur impose et qui est à l'origine de la plupart des erreurs de débutant — puis à tenir un compteur. Le programme du projet affichera en fin de séance un plateau numéroté, demandera à chaque joueur la case qu'il veut jouer, et comptera les tours.</w:t>
+        <w:t xml:space="preserve">Les apprenants disposent d'un programme qui dialogue avec deux joueurs. La séance aborde trois notions enchaînées : distinguer un texte d'un nombre — distinction que l'ordinateur impose et qui est à l'origine de la plupart des erreurs de débutant ; tenir un compteur ; enfin comparer deux valeurs et, selon le résultat, choisir entre deux actions. Cette dernière notion est le véritable changement d'étape du parcours : le programme cesse de réciter et se met à décider. En fin de séance, le projet affiche un plateau numéroté, demande à chaque joueur la case qu'il veut jouer, refuse une case qui n'existe pas et ne compte que les coups valides.</w:t>
       </w:r>
     </w:p>
     <w:p>
@@ -317,7 +317,7 @@
                 <w:sz w:val="20"/>
                 <w:szCs w:val="20"/>
               </w:rPr>
-              <w:t xml:space="preserve">12 h 15 - 12 h 25</w:t>
+              <w:t xml:space="preserve">12 h 15 - 12 h 22</w:t>
             </w:r>
           </w:p>
         </w:tc>
@@ -362,7 +362,7 @@
                 <w:sz w:val="20"/>
                 <w:szCs w:val="20"/>
               </w:rPr>
-              <w:t xml:space="preserve">10 min</w:t>
+              <w:t xml:space="preserve">7 min</w:t>
             </w:r>
           </w:p>
         </w:tc>
@@ -387,7 +387,7 @@
                 <w:sz w:val="20"/>
                 <w:szCs w:val="20"/>
               </w:rPr>
-              <w:t xml:space="preserve">12 h 25 - 12 h 40</w:t>
+              <w:t xml:space="preserve">12 h 22 - 12 h 35</w:t>
             </w:r>
           </w:p>
         </w:tc>
@@ -432,7 +432,7 @@
                 <w:sz w:val="20"/>
                 <w:szCs w:val="20"/>
               </w:rPr>
-              <w:t xml:space="preserve">15 min</w:t>
+              <w:t xml:space="preserve">13 min</w:t>
             </w:r>
           </w:p>
         </w:tc>
@@ -457,7 +457,7 @@
                 <w:sz w:val="20"/>
                 <w:szCs w:val="20"/>
               </w:rPr>
-              <w:t xml:space="preserve">12 h 40 - 13 h</w:t>
+              <w:t xml:space="preserve">12 h 35 - 12 h 50</w:t>
             </w:r>
           </w:p>
         </w:tc>
@@ -502,7 +502,7 @@
                 <w:sz w:val="20"/>
                 <w:szCs w:val="20"/>
               </w:rPr>
-              <w:t xml:space="preserve">20 min</w:t>
+              <w:t xml:space="preserve">15 min</w:t>
             </w:r>
           </w:p>
         </w:tc>
@@ -527,7 +527,7 @@
                 <w:sz w:val="20"/>
                 <w:szCs w:val="20"/>
               </w:rPr>
-              <w:t xml:space="preserve">13 h - 13 h 10</w:t>
+              <w:t xml:space="preserve">12 h 50 - 13 h</w:t>
             </w:r>
           </w:p>
         </w:tc>
@@ -548,7 +548,7 @@
                 <w:sz w:val="20"/>
                 <w:szCs w:val="20"/>
               </w:rPr>
-              <w:t xml:space="preserve">Pause</w:t>
+              <w:t xml:space="preserve">Deuxième notion : le compteur</w:t>
             </w:r>
           </w:p>
         </w:tc>
@@ -597,7 +597,7 @@
                 <w:sz w:val="20"/>
                 <w:szCs w:val="20"/>
               </w:rPr>
-              <w:t xml:space="preserve">13 h 10 - 13 h 25</w:t>
+              <w:t xml:space="preserve">13 h - 13 h 10</w:t>
             </w:r>
           </w:p>
         </w:tc>
@@ -618,7 +618,7 @@
                 <w:sz w:val="20"/>
                 <w:szCs w:val="20"/>
               </w:rPr>
-              <w:t xml:space="preserve">Seconde notion : le compteur</w:t>
+              <w:t xml:space="preserve">Pause</w:t>
             </w:r>
           </w:p>
         </w:tc>
@@ -642,7 +642,7 @@
                 <w:sz w:val="20"/>
                 <w:szCs w:val="20"/>
               </w:rPr>
-              <w:t xml:space="preserve">15 min</w:t>
+              <w:t xml:space="preserve">10 min</w:t>
             </w:r>
           </w:p>
         </w:tc>
@@ -667,7 +667,7 @@
                 <w:sz w:val="20"/>
                 <w:szCs w:val="20"/>
               </w:rPr>
-              <w:t xml:space="preserve">13 h 25 - 13 h 50</w:t>
+              <w:t xml:space="preserve">13 h 10 - 13 h 30</w:t>
             </w:r>
           </w:p>
         </w:tc>
@@ -688,7 +688,7 @@
                 <w:sz w:val="20"/>
                 <w:szCs w:val="20"/>
               </w:rPr>
-              <w:t xml:space="preserve">Second atelier : le plateau numéroté et le compte des tours</w:t>
+              <w:t xml:space="preserve">Troisième notion : comparer, puis décider</w:t>
             </w:r>
           </w:p>
         </w:tc>
@@ -712,7 +712,7 @@
                 <w:sz w:val="20"/>
                 <w:szCs w:val="20"/>
               </w:rPr>
-              <w:t xml:space="preserve">25 min</w:t>
+              <w:t xml:space="preserve">20 min</w:t>
             </w:r>
           </w:p>
         </w:tc>
@@ -737,7 +737,7 @@
                 <w:sz w:val="20"/>
                 <w:szCs w:val="20"/>
               </w:rPr>
-              <w:t xml:space="preserve">13 h 50 - 14 h</w:t>
+              <w:t xml:space="preserve">13 h 30 - 13 h 52</w:t>
             </w:r>
           </w:p>
         </w:tc>
@@ -758,7 +758,7 @@
                 <w:sz w:val="20"/>
                 <w:szCs w:val="20"/>
               </w:rPr>
-              <w:t xml:space="preserve">Clôture</w:t>
+              <w:t xml:space="preserve">Second atelier : le projet — numéroter, compter, vérifier</w:t>
             </w:r>
           </w:p>
         </w:tc>
@@ -782,7 +782,77 @@
                 <w:sz w:val="20"/>
                 <w:szCs w:val="20"/>
               </w:rPr>
-              <w:t xml:space="preserve">10 min</w:t>
+              <w:t xml:space="preserve">22 min</w:t>
+            </w:r>
+          </w:p>
+        </w:tc>
+      </w:tr>
+      <w:tr>
+        <w:tc>
+          <w:tcPr>
+            <w:tcW w:type="dxa" w:w="1900"/>
+            <w:tcMar>
+              <w:top w:type="dxa" w:w="80"/>
+              <w:left w:type="dxa" w:w="120"/>
+              <w:bottom w:type="dxa" w:w="80"/>
+              <w:right w:type="dxa" w:w="120"/>
+            </w:tcMar>
+          </w:tcPr>
+          <w:p>
+            <w:r>
+              <w:rPr>
+                <w:rFonts w:ascii="Calibri" w:cs="Calibri" w:eastAsia="Calibri" w:hAnsi="Calibri"/>
+                <w:b/>
+                <w:bCs/>
+                <w:sz w:val="20"/>
+                <w:szCs w:val="20"/>
+              </w:rPr>
+              <w:t xml:space="preserve">13 h 52 - 14 h</w:t>
+            </w:r>
+          </w:p>
+        </w:tc>
+        <w:tc>
+          <w:tcPr>
+            <w:tcW w:type="dxa" w:w="5860"/>
+            <w:tcMar>
+              <w:top w:type="dxa" w:w="80"/>
+              <w:left w:type="dxa" w:w="120"/>
+              <w:bottom w:type="dxa" w:w="80"/>
+              <w:right w:type="dxa" w:w="120"/>
+            </w:tcMar>
+          </w:tcPr>
+          <w:p>
+            <w:r>
+              <w:rPr>
+                <w:rFonts w:ascii="Calibri" w:cs="Calibri" w:eastAsia="Calibri" w:hAnsi="Calibri"/>
+                <w:sz w:val="20"/>
+                <w:szCs w:val="20"/>
+              </w:rPr>
+              <w:t xml:space="preserve">Clôture</w:t>
+            </w:r>
+          </w:p>
+        </w:tc>
+        <w:tc>
+          <w:tcPr>
+            <w:tcW w:type="dxa" w:w="1600"/>
+            <w:tcMar>
+              <w:top w:type="dxa" w:w="80"/>
+              <w:left w:type="dxa" w:w="120"/>
+              <w:bottom w:type="dxa" w:w="80"/>
+              <w:right w:type="dxa" w:w="120"/>
+            </w:tcMar>
+          </w:tcPr>
+          <w:p>
+            <w:pPr>
+              <w:jc w:val="center"/>
+            </w:pPr>
+            <w:r>
+              <w:rPr>
+                <w:rFonts w:ascii="Calibri" w:cs="Calibri" w:eastAsia="Calibri" w:hAnsi="Calibri"/>
+                <w:sz w:val="20"/>
+                <w:szCs w:val="20"/>
+              </w:rPr>
+              <w:t xml:space="preserve">8 min</w:t>
             </w:r>
           </w:p>
         </w:tc>
@@ -904,7 +974,7 @@
           <w:sz w:val="22"/>
           <w:szCs w:val="22"/>
         </w:rPr>
-        <w:t xml:space="preserve">12 h 15 - 12 h 25   </w:t>
+        <w:t xml:space="preserve">12 h 15 - 12 h 22   </w:t>
       </w:r>
       <w:r>
         <w:rPr>
@@ -932,7 +1002,7 @@
           <w:sz w:val="20"/>
           <w:szCs w:val="20"/>
         </w:rPr>
-        <w:t xml:space="preserve">Huit questions projetées, auxquelles les élèves répondent simultanément avec des cartes de couleur. Aucun appareil n'est nécessaire.</w:t>
+        <w:t xml:space="preserve">Six questions projetées, auxquelles les élèves répondent simultanément avec des cartes de couleur. Aucun appareil n'est nécessaire.</w:t>
       </w:r>
     </w:p>
     <w:p>
@@ -970,7 +1040,7 @@
           <w:sz w:val="22"/>
           <w:szCs w:val="22"/>
         </w:rPr>
-        <w:t xml:space="preserve">12 h 25 - 12 h 40   </w:t>
+        <w:t xml:space="preserve">12 h 22 - 12 h 35   </w:t>
       </w:r>
       <w:r>
         <w:rPr>
@@ -1050,7 +1120,7 @@
           <w:sz w:val="20"/>
           <w:szCs w:val="20"/>
         </w:rPr>
-        <w:t xml:space="preserve">Une seconde erreur est provoquée volontairement : demander un nombre et saisir un mot. Elle n'est pas réparée en séance — s'en protéger suppose une notion qui viendra plus tard. L'objectif est que les élèves sachent lire le message.</w:t>
+        <w:t xml:space="preserve">Une seconde erreur est provoquée volontairement : demander un nombre et saisir un mot. Elle n'est pas réparée immédiatement, et l'enseignant l'annonce : s'en protéger suppose la troisième notion de la séance, abordée une heure plus tard. L'objectif est ici que les élèves sachent lire le message.</w:t>
       </w:r>
     </w:p>
     <w:p>
@@ -1070,7 +1140,7 @@
           <w:sz w:val="22"/>
           <w:szCs w:val="22"/>
         </w:rPr>
-        <w:t xml:space="preserve">12 h 40 - 13 h   </w:t>
+        <w:t xml:space="preserve">12 h 35 - 12 h 50   </w:t>
       </w:r>
       <w:r>
         <w:rPr>
@@ -1098,25 +1168,25 @@
           <w:sz w:val="20"/>
           <w:szCs w:val="20"/>
         </w:rPr>
-        <w:t xml:space="preserve">Chaque élève écrit un programme qui demande un âge, puis affiche l'âge dans dix ans et l'année de naissance.</w:t>
-      </w:r>
-    </w:p>
-    <w:p>
-      <w:pPr>
-        <w:pStyle w:val="ListParagraph"/>
-        <w:numPr>
-          <w:ilvl w:val="0"/>
-          <w:numId w:val="1"/>
-        </w:numPr>
-        <w:spacing w:after="60"/>
-      </w:pPr>
-      <w:r>
-        <w:rPr>
-          <w:rFonts w:ascii="Calibri" w:cs="Calibri" w:eastAsia="Calibri" w:hAnsi="Calibri"/>
-          <w:sz w:val="20"/>
-          <w:szCs w:val="20"/>
-        </w:rPr>
-        <w:t xml:space="preserve">Un prolongement est prévu pour les élèves les plus rapides : la moyenne de trois âges.</w:t>
+        <w:t xml:space="preserve">Chaque élève écrit un programme qui demande un âge, l'utilise pour un calcul, puis réaffiche le résultat dans une phrase. L'exercice est volontairement court : il s'agit que chacun ait écrit les deux conversions de ses mains.</w:t>
+      </w:r>
+    </w:p>
+    <w:p>
+      <w:pPr>
+        <w:pStyle w:val="ListParagraph"/>
+        <w:numPr>
+          <w:ilvl w:val="0"/>
+          <w:numId w:val="1"/>
+        </w:numPr>
+        <w:spacing w:after="60"/>
+      </w:pPr>
+      <w:r>
+        <w:rPr>
+          <w:rFonts w:ascii="Calibri" w:cs="Calibri" w:eastAsia="Calibri" w:hAnsi="Calibri"/>
+          <w:sz w:val="20"/>
+          <w:szCs w:val="20"/>
+        </w:rPr>
+        <w:t xml:space="preserve">Un prolongement est prévu pour les élèves les plus rapides : l'année de naissance.</w:t>
       </w:r>
     </w:p>
     <w:p>
@@ -1154,7 +1224,7 @@
           <w:sz w:val="22"/>
           <w:szCs w:val="22"/>
         </w:rPr>
-        <w:t xml:space="preserve">13 h - 13 h 10   </w:t>
+        <w:t xml:space="preserve">12 h 50 - 13 h   </w:t>
       </w:r>
       <w:r>
         <w:rPr>
@@ -1164,25 +1234,77 @@
           <w:sz w:val="22"/>
           <w:szCs w:val="22"/>
         </w:rPr>
-        <w:t xml:space="preserve">Pause</w:t>
-      </w:r>
-    </w:p>
-    <w:p>
-      <w:pPr>
-        <w:pStyle w:val="ListParagraph"/>
-        <w:numPr>
-          <w:ilvl w:val="0"/>
-          <w:numId w:val="1"/>
-        </w:numPr>
-        <w:spacing w:after="60"/>
-      </w:pPr>
-      <w:r>
-        <w:rPr>
-          <w:rFonts w:ascii="Calibri" w:cs="Calibri" w:eastAsia="Calibri" w:hAnsi="Calibri"/>
-          <w:sz w:val="20"/>
-          <w:szCs w:val="20"/>
-        </w:rPr>
-        <w:t xml:space="preserve">Pause réelle. Les enseignants ouvrent le fichier du projet sur chaque poste.</w:t>
+        <w:t xml:space="preserve">Deuxième notion : le compteur</w:t>
+      </w:r>
+    </w:p>
+    <w:p>
+      <w:pPr>
+        <w:spacing w:after="120"/>
+      </w:pPr>
+      <w:r>
+        <w:rPr>
+          <w:rFonts w:ascii="Calibri" w:cs="Calibri" w:eastAsia="Calibri" w:hAnsi="Calibri"/>
+          <w:i/>
+          <w:iCs/>
+          <w:color w:val="555555"/>
+          <w:sz w:val="19"/>
+          <w:szCs w:val="19"/>
+        </w:rPr>
+        <w:t xml:space="preserve">Notion fondatrice des boucles, qui seront abordées plus tard dans le parcours.</w:t>
+      </w:r>
+    </w:p>
+    <w:p>
+      <w:pPr>
+        <w:pStyle w:val="ListParagraph"/>
+        <w:numPr>
+          <w:ilvl w:val="0"/>
+          <w:numId w:val="1"/>
+        </w:numPr>
+        <w:spacing w:after="60"/>
+      </w:pPr>
+      <w:r>
+        <w:rPr>
+          <w:rFonts w:ascii="Calibri" w:cs="Calibri" w:eastAsia="Calibri" w:hAnsi="Calibri"/>
+          <w:sz w:val="20"/>
+          <w:szCs w:val="20"/>
+        </w:rPr>
+        <w:t xml:space="preserve">La notion est d'abord présentée sans machine, avec un objet manipulé devant la classe : une boîte dont on remplace le contenu.</w:t>
+      </w:r>
+    </w:p>
+    <w:p>
+      <w:pPr>
+        <w:pStyle w:val="ListParagraph"/>
+        <w:numPr>
+          <w:ilvl w:val="0"/>
+          <w:numId w:val="1"/>
+        </w:numPr>
+        <w:spacing w:after="60"/>
+      </w:pPr>
+      <w:r>
+        <w:rPr>
+          <w:rFonts w:ascii="Calibri" w:cs="Calibri" w:eastAsia="Calibri" w:hAnsi="Calibri"/>
+          <w:sz w:val="20"/>
+          <w:szCs w:val="20"/>
+        </w:rPr>
+        <w:t xml:space="preserve">Les élèves découvrent que le signe égal n'exprime pas une égalité mathématique, mais une opération de rangement. La même ligne, répétée, produit un résultat différent à chaque exécution.</w:t>
+      </w:r>
+    </w:p>
+    <w:p>
+      <w:pPr>
+        <w:pStyle w:val="ListParagraph"/>
+        <w:numPr>
+          <w:ilvl w:val="0"/>
+          <w:numId w:val="1"/>
+        </w:numPr>
+        <w:spacing w:after="60"/>
+      </w:pPr>
+      <w:r>
+        <w:rPr>
+          <w:rFonts w:ascii="Calibri" w:cs="Calibri" w:eastAsia="Calibri" w:hAnsi="Calibri"/>
+          <w:sz w:val="20"/>
+          <w:szCs w:val="20"/>
+        </w:rPr>
+        <w:t xml:space="preserve">L'enseignant fait reformuler la règle par deux élèves avant de passer à la suite.</w:t>
       </w:r>
     </w:p>
     <w:p>
@@ -1202,7 +1324,7 @@
           <w:sz w:val="22"/>
           <w:szCs w:val="22"/>
         </w:rPr>
-        <w:t xml:space="preserve">13 h 10 - 13 h 25   </w:t>
+        <w:t xml:space="preserve">13 h - 13 h 10   </w:t>
       </w:r>
       <w:r>
         <w:rPr>
@@ -1212,7 +1334,55 @@
           <w:sz w:val="22"/>
           <w:szCs w:val="22"/>
         </w:rPr>
-        <w:t xml:space="preserve">Seconde notion : le compteur</w:t>
+        <w:t xml:space="preserve">Pause</w:t>
+      </w:r>
+    </w:p>
+    <w:p>
+      <w:pPr>
+        <w:pStyle w:val="ListParagraph"/>
+        <w:numPr>
+          <w:ilvl w:val="0"/>
+          <w:numId w:val="1"/>
+        </w:numPr>
+        <w:spacing w:after="60"/>
+      </w:pPr>
+      <w:r>
+        <w:rPr>
+          <w:rFonts w:ascii="Calibri" w:cs="Calibri" w:eastAsia="Calibri" w:hAnsi="Calibri"/>
+          <w:sz w:val="20"/>
+          <w:szCs w:val="20"/>
+        </w:rPr>
+        <w:t xml:space="preserve">Pause réelle. Les enseignants ouvrent le fichier du projet sur chaque poste.</w:t>
+      </w:r>
+    </w:p>
+    <w:p>
+      <w:pPr>
+        <w:pBdr>
+          <w:left w:val="single" w:color="6B2D8F" w:sz="18" w:space="6"/>
+        </w:pBdr>
+        <w:shd w:fill="EFEFF4" w:color="auto" w:val="clear"/>
+        <w:spacing w:after="120" w:before="320"/>
+      </w:pPr>
+      <w:r>
+        <w:rPr>
+          <w:rFonts w:ascii="Calibri" w:cs="Calibri" w:eastAsia="Calibri" w:hAnsi="Calibri"/>
+          <w:b/>
+          <w:bCs/>
+          <w:color w:val="6B2D8F"/>
+          <w:sz w:val="22"/>
+          <w:szCs w:val="22"/>
+        </w:rPr>
+        <w:t xml:space="preserve">13 h 10 - 13 h 30   </w:t>
+      </w:r>
+      <w:r>
+        <w:rPr>
+          <w:rFonts w:ascii="Calibri" w:cs="Calibri" w:eastAsia="Calibri" w:hAnsi="Calibri"/>
+          <w:b/>
+          <w:bCs/>
+          <w:sz w:val="22"/>
+          <w:szCs w:val="22"/>
+        </w:rPr>
+        <w:t xml:space="preserve">Troisième notion : comparer, puis décider</w:t>
       </w:r>
     </w:p>
     <w:p>
@@ -1228,61 +1398,97 @@
           <w:sz w:val="19"/>
           <w:szCs w:val="19"/>
         </w:rPr>
-        <w:t xml:space="preserve">Notion centrale de la séance, et fondement des boucles qui seront abordées plus tard dans le parcours.</w:t>
-      </w:r>
-    </w:p>
-    <w:p>
-      <w:pPr>
-        <w:pStyle w:val="ListParagraph"/>
-        <w:numPr>
-          <w:ilvl w:val="0"/>
-          <w:numId w:val="1"/>
-        </w:numPr>
-        <w:spacing w:after="60"/>
-      </w:pPr>
-      <w:r>
-        <w:rPr>
-          <w:rFonts w:ascii="Calibri" w:cs="Calibri" w:eastAsia="Calibri" w:hAnsi="Calibri"/>
-          <w:sz w:val="20"/>
-          <w:szCs w:val="20"/>
-        </w:rPr>
-        <w:t xml:space="preserve">La notion est d'abord présentée sans machine, avec un objet manipulé devant la classe : une boîte dont on remplace le contenu.</w:t>
-      </w:r>
-    </w:p>
-    <w:p>
-      <w:pPr>
-        <w:pStyle w:val="ListParagraph"/>
-        <w:numPr>
-          <w:ilvl w:val="0"/>
-          <w:numId w:val="1"/>
-        </w:numPr>
-        <w:spacing w:after="60"/>
-      </w:pPr>
-      <w:r>
-        <w:rPr>
-          <w:rFonts w:ascii="Calibri" w:cs="Calibri" w:eastAsia="Calibri" w:hAnsi="Calibri"/>
-          <w:sz w:val="20"/>
-          <w:szCs w:val="20"/>
-        </w:rPr>
-        <w:t xml:space="preserve">Les élèves découvrent que le signe égal n'exprime pas une égalité mathématique, mais une opération de rangement. La même ligne, répétée, produit un résultat différent à chaque exécution.</w:t>
-      </w:r>
-    </w:p>
-    <w:p>
-      <w:pPr>
-        <w:pStyle w:val="ListParagraph"/>
-        <w:numPr>
-          <w:ilvl w:val="0"/>
-          <w:numId w:val="1"/>
-        </w:numPr>
-        <w:spacing w:after="60"/>
-      </w:pPr>
-      <w:r>
-        <w:rPr>
-          <w:rFonts w:ascii="Calibri" w:cs="Calibri" w:eastAsia="Calibri" w:hAnsi="Calibri"/>
-          <w:sz w:val="20"/>
-          <w:szCs w:val="20"/>
-        </w:rPr>
-        <w:t xml:space="preserve">L'enseignant fait reformuler la règle par deux ou trois élèves avant de passer à la suite.</w:t>
+        <w:t xml:space="preserve">Séquence principale de la séance. Elle fait passer les apprenants d'un programme qui exécute une suite d'instructions à un programme qui choisit lui-même son comportement.</w:t>
+      </w:r>
+    </w:p>
+    <w:p>
+      <w:pPr>
+        <w:pStyle w:val="ListParagraph"/>
+        <w:numPr>
+          <w:ilvl w:val="0"/>
+          <w:numId w:val="1"/>
+        </w:numPr>
+        <w:spacing w:after="60"/>
+      </w:pPr>
+      <w:r>
+        <w:rPr>
+          <w:rFonts w:ascii="Calibri" w:cs="Calibri" w:eastAsia="Calibri" w:hAnsi="Calibri"/>
+          <w:sz w:val="20"/>
+          <w:szCs w:val="20"/>
+        </w:rPr>
+        <w:t xml:space="preserve">Comparaison de deux valeurs : les élèves constatent qu'une comparaison ne produit pas un nombre mais l'une des deux réponses possibles, vrai ou faux.</w:t>
+      </w:r>
+    </w:p>
+    <w:p>
+      <w:pPr>
+        <w:pStyle w:val="ListParagraph"/>
+        <w:numPr>
+          <w:ilvl w:val="0"/>
+          <w:numId w:val="1"/>
+        </w:numPr>
+        <w:spacing w:after="60"/>
+      </w:pPr>
+      <w:r>
+        <w:rPr>
+          <w:rFonts w:ascii="Calibri" w:cs="Calibri" w:eastAsia="Calibri" w:hAnsi="Calibri"/>
+          <w:sz w:val="20"/>
+          <w:szCs w:val="20"/>
+        </w:rPr>
+        <w:t xml:space="preserve">Distinction explicite entre le signe de rangement et le signe de comparaison, écrite au tableau et conservée pendant toute la séance. C'est la confusion la plus fréquente à ce stade de l'apprentissage.</w:t>
+      </w:r>
+    </w:p>
+    <w:p>
+      <w:pPr>
+        <w:pStyle w:val="ListParagraph"/>
+        <w:numPr>
+          <w:ilvl w:val="0"/>
+          <w:numId w:val="1"/>
+        </w:numPr>
+        <w:spacing w:after="60"/>
+      </w:pPr>
+      <w:r>
+        <w:rPr>
+          <w:rFonts w:ascii="Calibri" w:cs="Calibri" w:eastAsia="Calibri" w:hAnsi="Calibri"/>
+          <w:sz w:val="20"/>
+          <w:szCs w:val="20"/>
+        </w:rPr>
+        <w:t xml:space="preserve">Écriture d'une première structure de décision à deux issues. L'enseignant nomme chaque élément à voix haute pendant la frappe, en particulier le décalage de la ligne, qui détermine ce qui dépend de la condition.</w:t>
+      </w:r>
+    </w:p>
+    <w:p>
+      <w:pPr>
+        <w:pStyle w:val="ListParagraph"/>
+        <w:numPr>
+          <w:ilvl w:val="0"/>
+          <w:numId w:val="1"/>
+        </w:numPr>
+        <w:spacing w:after="60"/>
+      </w:pPr>
+      <w:r>
+        <w:rPr>
+          <w:rFonts w:ascii="Calibri" w:cs="Calibri" w:eastAsia="Calibri" w:hAnsi="Calibri"/>
+          <w:sz w:val="20"/>
+          <w:szCs w:val="20"/>
+        </w:rPr>
+        <w:t xml:space="preserve">Le programme est exécuté deux fois avec des données différentes, afin de montrer qu'un même programme ne produit plus le même résultat.</w:t>
+      </w:r>
+    </w:p>
+    <w:p>
+      <w:pPr>
+        <w:pStyle w:val="ListParagraph"/>
+        <w:numPr>
+          <w:ilvl w:val="0"/>
+          <w:numId w:val="1"/>
+        </w:numPr>
+        <w:spacing w:after="60"/>
+      </w:pPr>
+      <w:r>
+        <w:rPr>
+          <w:rFonts w:ascii="Calibri" w:cs="Calibri" w:eastAsia="Calibri" w:hAnsi="Calibri"/>
+          <w:sz w:val="20"/>
+          <w:szCs w:val="20"/>
+        </w:rPr>
+        <w:t xml:space="preserve">Une erreur est provoquée volontairement en supprimant le décalage, puis corrigée devant la classe : c'est l'erreur que les élèves rencontreront le plus pendant l'atelier.</w:t>
       </w:r>
     </w:p>
     <w:p>
@@ -1302,7 +1508,7 @@
           <w:sz w:val="22"/>
           <w:szCs w:val="22"/>
         </w:rPr>
-        <w:t xml:space="preserve">13 h 25 - 13 h 50   </w:t>
+        <w:t xml:space="preserve">13 h 30 - 13 h 52   </w:t>
       </w:r>
       <w:r>
         <w:rPr>
@@ -1348,25 +1554,61 @@
           <w:sz w:val="20"/>
           <w:szCs w:val="20"/>
         </w:rPr>
-        <w:t xml:space="preserve">Le programme demande à chaque joueur la case qu'il souhaite jouer, convertit la réponse en nombre, incrémente le compteur et annonce le numéro du tour, puis le nombre de cases restantes.</w:t>
-      </w:r>
-    </w:p>
-    <w:p>
-      <w:pPr>
-        <w:pStyle w:val="ListParagraph"/>
-        <w:numPr>
-          <w:ilvl w:val="0"/>
-          <w:numId w:val="1"/>
-        </w:numPr>
-        <w:spacing w:after="60"/>
-      </w:pPr>
-      <w:r>
-        <w:rPr>
-          <w:rFonts w:ascii="Calibri" w:cs="Calibri" w:eastAsia="Calibri" w:hAnsi="Calibri"/>
-          <w:sz w:val="20"/>
-          <w:szCs w:val="20"/>
-        </w:rPr>
-        <w:t xml:space="preserve">Le fichier distribué comporte un arrêt explicite au milieu : les élèves attendent l'explication de l'enseignant avant d'aborder la seconde moitié.</w:t>
+        <w:t xml:space="preserve">Le programme demande à chaque joueur la case qu'il souhaite jouer, convertit la réponse en nombre, vérifie que la case existe, refuse le coup dans le cas contraire, et n'incrémente le compteur que lorsque le coup est valide. Il annonce en fin de partie le nombre de coups joués et le nombre de cases restantes.</w:t>
+      </w:r>
+    </w:p>
+    <w:p>
+      <w:pPr>
+        <w:pStyle w:val="ListParagraph"/>
+        <w:numPr>
+          <w:ilvl w:val="0"/>
+          <w:numId w:val="1"/>
+        </w:numPr>
+        <w:spacing w:after="60"/>
+      </w:pPr>
+      <w:r>
+        <w:rPr>
+          <w:rFonts w:ascii="Calibri" w:cs="Calibri" w:eastAsia="Calibri" w:hAnsi="Calibri"/>
+          <w:sz w:val="20"/>
+          <w:szCs w:val="20"/>
+        </w:rPr>
+        <w:t xml:space="preserve">Le fichier distribué est découpé en trois parties séparées par des arrêts explicites : les élèves attendent l'explication de l'enseignant avant d'aborder la partie suivante.</w:t>
+      </w:r>
+    </w:p>
+    <w:p>
+      <w:pPr>
+        <w:pStyle w:val="ListParagraph"/>
+        <w:numPr>
+          <w:ilvl w:val="0"/>
+          <w:numId w:val="1"/>
+        </w:numPr>
+        <w:spacing w:after="60"/>
+      </w:pPr>
+      <w:r>
+        <w:rPr>
+          <w:rFonts w:ascii="Calibri" w:cs="Calibri" w:eastAsia="Calibri" w:hAnsi="Calibri"/>
+          <w:sz w:val="20"/>
+          <w:szCs w:val="20"/>
+        </w:rPr>
+        <w:t xml:space="preserve">La structure de décision leur est fournie écrite, en commentaire : à ce stade, l'exercice consiste à la recopier correctement et à en comprendre l'effet, non à l'inventer.</w:t>
+      </w:r>
+    </w:p>
+    <w:p>
+      <w:pPr>
+        <w:pStyle w:val="ListParagraph"/>
+        <w:numPr>
+          <w:ilvl w:val="0"/>
+          <w:numId w:val="1"/>
+        </w:numPr>
+        <w:spacing w:after="60"/>
+      </w:pPr>
+      <w:r>
+        <w:rPr>
+          <w:rFonts w:ascii="Calibri" w:cs="Calibri" w:eastAsia="Calibri" w:hAnsi="Calibri"/>
+          <w:sz w:val="20"/>
+          <w:szCs w:val="20"/>
+        </w:rPr>
+        <w:t xml:space="preserve">Il est demandé à chaque élève de tester les deux issues possibles de son programme.</w:t>
       </w:r>
     </w:p>
     <w:p>
@@ -1404,7 +1646,7 @@
           <w:sz w:val="22"/>
           <w:szCs w:val="22"/>
         </w:rPr>
-        <w:t xml:space="preserve">13 h 50 - 14 h   </w:t>
+        <w:t xml:space="preserve">13 h 52 - 14 h   </w:t>
       </w:r>
       <w:r>
         <w:rPr>
@@ -1486,7 +1728,7 @@
           <w:sz w:val="19"/>
           <w:szCs w:val="19"/>
         </w:rPr>
-        <w:t xml:space="preserve">À l'issue de cette séance, chaque élève sait distinguer un texte d'un nombre, convertir l'un en l'autre, et faire tenir un compteur à son programme. Le jeu affiche un plateau numéroté, demande leur coup aux deux joueurs et compte les tours.</w:t>
+        <w:t xml:space="preserve">À l'issue de cette séance, chaque élève sait distinguer un texte d'un nombre et convertir l'un en l'autre, faire tenir un compteur à son programme, comparer deux valeurs et écrire une décision à deux issues correctement structurée. Le jeu affiche un plateau numéroté, demande leur coup aux deux joueurs, refuse une case qui n'existe pas et ne compte que les coups valides.</w:t>
       </w:r>
     </w:p>
     <w:sectPr>

--- a/2-seances/S04-le-jeu-compte/a-envoyer/deroule-seance-4.docx
+++ b/2-seances/S04-le-jeu-compte/a-envoyer/deroule-seance-4.docx
@@ -112,7 +112,7 @@
           <w:sz w:val="19"/>
           <w:szCs w:val="19"/>
         </w:rPr>
-        <w:t xml:space="preserve">Les apprenants disposent d'un programme qui dialogue avec deux joueurs. La séance aborde trois notions enchaînées : distinguer un texte d'un nombre — distinction que l'ordinateur impose et qui est à l'origine de la plupart des erreurs de débutant ; tenir un compteur ; enfin comparer deux valeurs et, selon le résultat, choisir entre deux actions. Cette dernière notion est le véritable changement d'étape du parcours : le programme cesse de réciter et se met à décider. En fin de séance, le projet affiche un plateau numéroté, demande à chaque joueur la case qu'il veut jouer, refuse une case qui n'existe pas et ne compte que les coups valides.</w:t>
+        <w:t xml:space="preserve">Les apprenants disposent d'un programme qui dialogue avec deux joueurs. La séance aborde trois notions enchaînées : distinguer un texte d'un nombre — distinction que l'ordinateur impose et qui est à l'origine de la plupart des erreurs de débutant ; tenir un compteur ; enfin les opérateurs de comparaison et, selon leur résultat, le choix entre deux actions. Cette dernière notion est le véritable changement d'étape du parcours : le programme cesse de réciter et se met à décider. En fin de séance, le projet affiche un plateau numéroté, demande à chaque joueur la case qu'il veut jouer, refuse une case qui n'existe pas et ne compte que les coups valides.</w:t>
       </w:r>
     </w:p>
     <w:p>
@@ -688,7 +688,7 @@
                 <w:sz w:val="20"/>
                 <w:szCs w:val="20"/>
               </w:rPr>
-              <w:t xml:space="preserve">Troisième notion : comparer, puis décider</w:t>
+              <w:t xml:space="preserve">Troisième notion : les opérateurs, et la décision</w:t>
             </w:r>
           </w:p>
         </w:tc>
@@ -1382,7 +1382,7 @@
           <w:sz w:val="22"/>
           <w:szCs w:val="22"/>
         </w:rPr>
-        <w:t xml:space="preserve">Troisième notion : comparer, puis décider</w:t>
+        <w:t xml:space="preserve">Troisième notion : les opérateurs, et la décision</w:t>
       </w:r>
     </w:p>
     <w:p>
@@ -1416,25 +1416,43 @@
           <w:sz w:val="20"/>
           <w:szCs w:val="20"/>
         </w:rPr>
-        <w:t xml:space="preserve">Comparaison de deux valeurs : les élèves constatent qu'une comparaison ne produit pas un nombre mais l'une des deux réponses possibles, vrai ou faux.</w:t>
-      </w:r>
-    </w:p>
-    <w:p>
-      <w:pPr>
-        <w:pStyle w:val="ListParagraph"/>
-        <w:numPr>
-          <w:ilvl w:val="0"/>
-          <w:numId w:val="1"/>
-        </w:numPr>
-        <w:spacing w:after="60"/>
-      </w:pPr>
-      <w:r>
-        <w:rPr>
-          <w:rFonts w:ascii="Calibri" w:cs="Calibri" w:eastAsia="Calibri" w:hAnsi="Calibri"/>
-          <w:sz w:val="20"/>
-          <w:szCs w:val="20"/>
-        </w:rPr>
-        <w:t xml:space="preserve">Distinction explicite entre le signe de rangement et le signe de comparaison, écrite au tableau et conservée pendant toute la séance. C'est la confusion la plus fréquente à ce stade de l'apprentissage.</w:t>
+        <w:t xml:space="preserve">Introduction du terme opérateur et de ses deux familles. Les apprenants connaissent déjà les opérateurs de calcul, qu'ils utilisent depuis la deuxième séance ; ils découvrent les opérateurs de comparaison. La distinction est posée en une phrase : les premiers produisent un résultat, les seconds une réponse — vrai ou faux.</w:t>
+      </w:r>
+    </w:p>
+    <w:p>
+      <w:pPr>
+        <w:pStyle w:val="ListParagraph"/>
+        <w:numPr>
+          <w:ilvl w:val="0"/>
+          <w:numId w:val="1"/>
+        </w:numPr>
+        <w:spacing w:after="60"/>
+      </w:pPr>
+      <w:r>
+        <w:rPr>
+          <w:rFonts w:ascii="Calibri" w:cs="Calibri" w:eastAsia="Calibri" w:hAnsi="Calibri"/>
+          <w:sz w:val="20"/>
+          <w:szCs w:val="20"/>
+        </w:rPr>
+        <w:t xml:space="preserve">Les six opérateurs de comparaison sont présentés ensemble, au tableau, et essayés à l'écran. Donner la famille complète plutôt qu'un signe isolé évite que chaque nouveau symbole soit vécu comme une notion de plus.</w:t>
+      </w:r>
+    </w:p>
+    <w:p>
+      <w:pPr>
+        <w:pStyle w:val="ListParagraph"/>
+        <w:numPr>
+          <w:ilvl w:val="0"/>
+          <w:numId w:val="1"/>
+        </w:numPr>
+        <w:spacing w:after="60"/>
+      </w:pPr>
+      <w:r>
+        <w:rPr>
+          <w:rFonts w:ascii="Calibri" w:cs="Calibri" w:eastAsia="Calibri" w:hAnsi="Calibri"/>
+          <w:sz w:val="20"/>
+          <w:szCs w:val="20"/>
+        </w:rPr>
+        <w:t xml:space="preserve">Distinction explicite entre le signe de rangement et l'opérateur de comparaison correspondant, écrite au tableau et conservée pendant toute la séance. C'est la confusion la plus fréquente à ce stade de l'apprentissage.</w:t>
       </w:r>
     </w:p>
     <w:p>
@@ -1728,7 +1746,7 @@
           <w:sz w:val="19"/>
           <w:szCs w:val="19"/>
         </w:rPr>
-        <w:t xml:space="preserve">À l'issue de cette séance, chaque élève sait distinguer un texte d'un nombre et convertir l'un en l'autre, faire tenir un compteur à son programme, comparer deux valeurs et écrire une décision à deux issues correctement structurée. Le jeu affiche un plateau numéroté, demande leur coup aux deux joueurs, refuse une case qui n'existe pas et ne compte que les coups valides.</w:t>
+        <w:t xml:space="preserve">À l'issue de cette séance, chaque élève sait distinguer un texte d'un nombre et convertir l'un en l'autre, faire tenir un compteur à son programme, employer les opérateurs de comparaison et écrire une décision à deux issues correctement structurée. Le jeu affiche un plateau numéroté, demande leur coup aux deux joueurs, refuse une case qui n'existe pas et ne compte que les coups valides.</w:t>
       </w:r>
     </w:p>
     <w:sectPr>
